--- a/UID_project_report.docx
+++ b/UID_project_report.docx
@@ -9560,6 +9560,225 @@
         </w:rPr>
         <w:br/>
       </w:r>
+    </w:p>
+    <w:p>
+      <w:pPr>
+        <w:pStyle w:val="Heading1"/>
+      </w:pPr>
+      <w:r>
+        <w:t>5</w:t>
+      </w:r>
+      <w:r>
+        <w:t xml:space="preserve">. </w:t>
+      </w:r>
+      <w:r>
+        <w:t>Output</w:t>
+      </w:r>
+    </w:p>
+    <w:p/>
+    <w:p>
+      <w:r>
+        <w:drawing>
+          <wp:inline distT="0" distB="0" distL="0" distR="0" wp14:anchorId="4822ECBF" wp14:editId="4F6C7AB7">
+            <wp:extent cx="5486400" cy="2776220"/>
+            <wp:effectExtent l="0" t="0" r="0" b="5080"/>
+            <wp:docPr id="961524388" name="Picture 1"/>
+            <wp:cNvGraphicFramePr>
+              <a:graphicFrameLocks xmlns:a="http://schemas.openxmlformats.org/drawingml/2006/main" noChangeAspect="1"/>
+            </wp:cNvGraphicFramePr>
+            <a:graphic xmlns:a="http://schemas.openxmlformats.org/drawingml/2006/main">
+              <a:graphicData uri="http://schemas.openxmlformats.org/drawingml/2006/picture">
+                <pic:pic xmlns:pic="http://schemas.openxmlformats.org/drawingml/2006/picture">
+                  <pic:nvPicPr>
+                    <pic:cNvPr id="961524388" name=""/>
+                    <pic:cNvPicPr/>
+                  </pic:nvPicPr>
+                  <pic:blipFill>
+                    <a:blip r:embed="rId6"/>
+                    <a:stretch>
+                      <a:fillRect/>
+                    </a:stretch>
+                  </pic:blipFill>
+                  <pic:spPr>
+                    <a:xfrm>
+                      <a:off x="0" y="0"/>
+                      <a:ext cx="5486400" cy="2776220"/>
+                    </a:xfrm>
+                    <a:prstGeom prst="rect">
+                      <a:avLst/>
+                    </a:prstGeom>
+                  </pic:spPr>
+                </pic:pic>
+              </a:graphicData>
+            </a:graphic>
+          </wp:inline>
+        </w:drawing>
+      </w:r>
+    </w:p>
+    <w:p>
+      <w:r>
+        <w:drawing>
+          <wp:inline distT="0" distB="0" distL="0" distR="0" wp14:anchorId="45BEA7EE" wp14:editId="16F523A6">
+            <wp:extent cx="5486400" cy="2785110"/>
+            <wp:effectExtent l="0" t="0" r="0" b="0"/>
+            <wp:docPr id="265101763" name="Picture 1"/>
+            <wp:cNvGraphicFramePr>
+              <a:graphicFrameLocks xmlns:a="http://schemas.openxmlformats.org/drawingml/2006/main" noChangeAspect="1"/>
+            </wp:cNvGraphicFramePr>
+            <a:graphic xmlns:a="http://schemas.openxmlformats.org/drawingml/2006/main">
+              <a:graphicData uri="http://schemas.openxmlformats.org/drawingml/2006/picture">
+                <pic:pic xmlns:pic="http://schemas.openxmlformats.org/drawingml/2006/picture">
+                  <pic:nvPicPr>
+                    <pic:cNvPr id="265101763" name=""/>
+                    <pic:cNvPicPr/>
+                  </pic:nvPicPr>
+                  <pic:blipFill>
+                    <a:blip r:embed="rId7"/>
+                    <a:stretch>
+                      <a:fillRect/>
+                    </a:stretch>
+                  </pic:blipFill>
+                  <pic:spPr>
+                    <a:xfrm>
+                      <a:off x="0" y="0"/>
+                      <a:ext cx="5486400" cy="2785110"/>
+                    </a:xfrm>
+                    <a:prstGeom prst="rect">
+                      <a:avLst/>
+                    </a:prstGeom>
+                  </pic:spPr>
+                </pic:pic>
+              </a:graphicData>
+            </a:graphic>
+          </wp:inline>
+        </w:drawing>
+      </w:r>
+    </w:p>
+    <w:p>
+      <w:r>
+        <w:lastRenderedPageBreak/>
+        <w:drawing>
+          <wp:inline distT="0" distB="0" distL="0" distR="0" wp14:anchorId="23EE7A2D" wp14:editId="768A7A62">
+            <wp:extent cx="5486400" cy="2778760"/>
+            <wp:effectExtent l="0" t="0" r="0" b="2540"/>
+            <wp:docPr id="782550156" name="Picture 1"/>
+            <wp:cNvGraphicFramePr>
+              <a:graphicFrameLocks xmlns:a="http://schemas.openxmlformats.org/drawingml/2006/main" noChangeAspect="1"/>
+            </wp:cNvGraphicFramePr>
+            <a:graphic xmlns:a="http://schemas.openxmlformats.org/drawingml/2006/main">
+              <a:graphicData uri="http://schemas.openxmlformats.org/drawingml/2006/picture">
+                <pic:pic xmlns:pic="http://schemas.openxmlformats.org/drawingml/2006/picture">
+                  <pic:nvPicPr>
+                    <pic:cNvPr id="782550156" name=""/>
+                    <pic:cNvPicPr/>
+                  </pic:nvPicPr>
+                  <pic:blipFill>
+                    <a:blip r:embed="rId8"/>
+                    <a:stretch>
+                      <a:fillRect/>
+                    </a:stretch>
+                  </pic:blipFill>
+                  <pic:spPr>
+                    <a:xfrm>
+                      <a:off x="0" y="0"/>
+                      <a:ext cx="5486400" cy="2778760"/>
+                    </a:xfrm>
+                    <a:prstGeom prst="rect">
+                      <a:avLst/>
+                    </a:prstGeom>
+                  </pic:spPr>
+                </pic:pic>
+              </a:graphicData>
+            </a:graphic>
+          </wp:inline>
+        </w:drawing>
+      </w:r>
+    </w:p>
+    <w:p>
+      <w:r>
+        <w:drawing>
+          <wp:inline distT="0" distB="0" distL="0" distR="0" wp14:anchorId="73E2AFF2" wp14:editId="130B70CD">
+            <wp:extent cx="5486400" cy="2763520"/>
+            <wp:effectExtent l="0" t="0" r="0" b="0"/>
+            <wp:docPr id="675954472" name="Picture 1"/>
+            <wp:cNvGraphicFramePr>
+              <a:graphicFrameLocks xmlns:a="http://schemas.openxmlformats.org/drawingml/2006/main" noChangeAspect="1"/>
+            </wp:cNvGraphicFramePr>
+            <a:graphic xmlns:a="http://schemas.openxmlformats.org/drawingml/2006/main">
+              <a:graphicData uri="http://schemas.openxmlformats.org/drawingml/2006/picture">
+                <pic:pic xmlns:pic="http://schemas.openxmlformats.org/drawingml/2006/picture">
+                  <pic:nvPicPr>
+                    <pic:cNvPr id="675954472" name=""/>
+                    <pic:cNvPicPr/>
+                  </pic:nvPicPr>
+                  <pic:blipFill>
+                    <a:blip r:embed="rId9"/>
+                    <a:stretch>
+                      <a:fillRect/>
+                    </a:stretch>
+                  </pic:blipFill>
+                  <pic:spPr>
+                    <a:xfrm>
+                      <a:off x="0" y="0"/>
+                      <a:ext cx="5486400" cy="2763520"/>
+                    </a:xfrm>
+                    <a:prstGeom prst="rect">
+                      <a:avLst/>
+                    </a:prstGeom>
+                  </pic:spPr>
+                </pic:pic>
+              </a:graphicData>
+            </a:graphic>
+          </wp:inline>
+        </w:drawing>
+      </w:r>
+    </w:p>
+    <w:p>
+      <w:r>
+        <w:lastRenderedPageBreak/>
+        <w:drawing>
+          <wp:inline distT="0" distB="0" distL="0" distR="0" wp14:anchorId="6B21B129" wp14:editId="2D20F1EF">
+            <wp:extent cx="5486400" cy="2762250"/>
+            <wp:effectExtent l="0" t="0" r="0" b="0"/>
+            <wp:docPr id="1350502296" name="Picture 1"/>
+            <wp:cNvGraphicFramePr>
+              <a:graphicFrameLocks xmlns:a="http://schemas.openxmlformats.org/drawingml/2006/main" noChangeAspect="1"/>
+            </wp:cNvGraphicFramePr>
+            <a:graphic xmlns:a="http://schemas.openxmlformats.org/drawingml/2006/main">
+              <a:graphicData uri="http://schemas.openxmlformats.org/drawingml/2006/picture">
+                <pic:pic xmlns:pic="http://schemas.openxmlformats.org/drawingml/2006/picture">
+                  <pic:nvPicPr>
+                    <pic:cNvPr id="1350502296" name=""/>
+                    <pic:cNvPicPr/>
+                  </pic:nvPicPr>
+                  <pic:blipFill>
+                    <a:blip r:embed="rId10"/>
+                    <a:stretch>
+                      <a:fillRect/>
+                    </a:stretch>
+                  </pic:blipFill>
+                  <pic:spPr>
+                    <a:xfrm>
+                      <a:off x="0" y="0"/>
+                      <a:ext cx="5486400" cy="2762250"/>
+                    </a:xfrm>
+                    <a:prstGeom prst="rect">
+                      <a:avLst/>
+                    </a:prstGeom>
+                  </pic:spPr>
+                </pic:pic>
+              </a:graphicData>
+            </a:graphic>
+          </wp:inline>
+        </w:drawing>
+      </w:r>
+    </w:p>
+    <w:p>
+      <w:pPr>
+        <w:rPr>
+          <w:rFonts w:ascii="Times New Roman" w:hAnsi="Times New Roman" w:cs="Times New Roman"/>
+        </w:rPr>
+      </w:pPr>
     </w:p>
     <w:sectPr>
       <w:pgSz w:w="12240" w:h="15840"/>
